--- a/public/administrative-personnel-dashboard/job-termination/FT-RH-13.docx
+++ b/public/administrative-personnel-dashboard/job-termination/FT-RH-13.docx
@@ -36,7 +36,7 @@
                 <w:lang w:eastAsia="es-MX"/>
               </w:rPr>
               <w:drawing>
-                <wp:inline distT="0" distB="0" distL="0" distR="0" wp14:anchorId="169D979A" wp14:editId="609CF14F">
+                <wp:inline distT="0" distB="0" distL="0" distR="0" wp14:anchorId="169D979A" wp14:editId="637ADE91">
                   <wp:extent cx="857250" cy="685800"/>
                   <wp:effectExtent l="0" t="0" r="0" b="0"/>
                   <wp:docPr id="1152872271" name="Imagen 1" descr="logogersavertical"/>
@@ -477,21 +477,7 @@
           <w:b/>
           <w:bCs/>
         </w:rPr>
-        <w:t>[[</w:t>
-      </w:r>
-      <w:r>
-        <w:rPr>
-          <w:b/>
-          <w:bCs/>
-        </w:rPr>
-        <w:t>NOMBRE_COMPLETO</w:t>
-      </w:r>
-      <w:r>
-        <w:rPr>
-          <w:b/>
-          <w:bCs/>
-        </w:rPr>
-        <w:t>]]</w:t>
+        <w:t>[[NOMBRE_COMPLETO]]</w:t>
       </w:r>
       <w:r>
         <w:t>, t</w:t>
@@ -574,20 +560,20 @@
         <w:tblLook w:val="04A0" w:firstRow="1" w:lastRow="0" w:firstColumn="1" w:lastColumn="0" w:noHBand="0" w:noVBand="1"/>
       </w:tblPr>
       <w:tblGrid>
-        <w:gridCol w:w="3358"/>
-        <w:gridCol w:w="3359"/>
-        <w:gridCol w:w="3359"/>
+        <w:gridCol w:w="2694"/>
+        <w:gridCol w:w="4677"/>
+        <w:gridCol w:w="2705"/>
       </w:tblGrid>
       <w:tr>
         <w:tc>
           <w:tcPr>
-            <w:tcW w:w="3358" w:type="dxa"/>
+            <w:tcW w:w="2694" w:type="dxa"/>
           </w:tcPr>
           <w:p/>
         </w:tc>
         <w:tc>
           <w:tcPr>
-            <w:tcW w:w="3359" w:type="dxa"/>
+            <w:tcW w:w="4677" w:type="dxa"/>
             <w:tcBorders>
               <w:top w:val="single" w:sz="4" w:space="0" w:color="auto"/>
             </w:tcBorders>
@@ -598,34 +584,24 @@
               <w:rPr>
                 <w:b/>
                 <w:bCs/>
+                <w:sz w:val="22"/>
+                <w:szCs w:val="22"/>
               </w:rPr>
             </w:pPr>
             <w:r>
               <w:rPr>
                 <w:b/>
                 <w:bCs/>
-              </w:rPr>
-              <w:t>[[</w:t>
-            </w:r>
-            <w:r>
-              <w:rPr>
-                <w:b/>
-                <w:bCs/>
-              </w:rPr>
-              <w:t>NOMBRE_COMPLETO</w:t>
-            </w:r>
-            <w:r>
-              <w:rPr>
-                <w:b/>
-                <w:bCs/>
-              </w:rPr>
-              <w:t>]]</w:t>
+                <w:sz w:val="22"/>
+                <w:szCs w:val="22"/>
+              </w:rPr>
+              <w:t>[[NOMBRE_COMPLETO]]</w:t>
             </w:r>
           </w:p>
         </w:tc>
         <w:tc>
           <w:tcPr>
-            <w:tcW w:w="3359" w:type="dxa"/>
+            <w:tcW w:w="2705" w:type="dxa"/>
           </w:tcPr>
           <w:p/>
         </w:tc>
@@ -1277,6 +1253,7 @@
   <w:style w:type="character" w:default="1" w:styleId="Fuentedeprrafopredeter">
     <w:name w:val="Default Paragraph Font"/>
     <w:uiPriority w:val="1"/>
+    <w:semiHidden/>
     <w:unhideWhenUsed/>
   </w:style>
   <w:style w:type="table" w:default="1" w:styleId="Tablanormal">
